--- a/klagomål/S 462-2023 FSC-klagomål.docx
+++ b/klagomål/S 462-2023 FSC-klagomål.docx
@@ -663,7 +663,7 @@
     <w:r>
       <w:tab/>
       <w:tab/>
-      <w:t>2026-07-13</w:t>
+      <w:t>2026-07-14</w:t>
       <w:br/>
       <w:br/>
     </w:r>

--- a/klagomål/S 462-2023 FSC-klagomål.docx
+++ b/klagomål/S 462-2023 FSC-klagomål.docx
@@ -663,7 +663,7 @@
     <w:r>
       <w:tab/>
       <w:tab/>
-      <w:t>2026-07-14</w:t>
+      <w:t>2026-07-15</w:t>
       <w:br/>
       <w:br/>
     </w:r>

--- a/klagomål/S 462-2023 FSC-klagomål.docx
+++ b/klagomål/S 462-2023 FSC-klagomål.docx
@@ -663,7 +663,7 @@
     <w:r>
       <w:tab/>
       <w:tab/>
-      <w:t>2026-07-15</w:t>
+      <w:t>2026-07-16</w:t>
       <w:br/>
       <w:br/>
     </w:r>

--- a/klagomål/S 462-2023 FSC-klagomål.docx
+++ b/klagomål/S 462-2023 FSC-klagomål.docx
@@ -663,7 +663,7 @@
     <w:r>
       <w:tab/>
       <w:tab/>
-      <w:t>2026-07-16</w:t>
+      <w:t>2026-07-17</w:t>
       <w:br/>
       <w:br/>
     </w:r>

--- a/klagomål/S 462-2023 FSC-klagomål.docx
+++ b/klagomål/S 462-2023 FSC-klagomål.docx
@@ -663,7 +663,7 @@
     <w:r>
       <w:tab/>
       <w:tab/>
-      <w:t>2026-07-17</w:t>
+      <w:t>2026-07-18</w:t>
       <w:br/>
       <w:br/>
     </w:r>

--- a/klagomål/S 462-2023 FSC-klagomål.docx
+++ b/klagomål/S 462-2023 FSC-klagomål.docx
@@ -663,7 +663,7 @@
     <w:r>
       <w:tab/>
       <w:tab/>
-      <w:t>2026-07-18</w:t>
+      <w:t>2026-07-19</w:t>
       <w:br/>
       <w:br/>
     </w:r>

--- a/klagomål/S 462-2023 FSC-klagomål.docx
+++ b/klagomål/S 462-2023 FSC-klagomål.docx
@@ -663,7 +663,7 @@
     <w:r>
       <w:tab/>
       <w:tab/>
-      <w:t>2026-07-19</w:t>
+      <w:t>2026-07-20</w:t>
       <w:br/>
       <w:br/>
     </w:r>

--- a/klagomål/S 462-2023 FSC-klagomål.docx
+++ b/klagomål/S 462-2023 FSC-klagomål.docx
@@ -663,7 +663,7 @@
     <w:r>
       <w:tab/>
       <w:tab/>
-      <w:t>2026-07-20</w:t>
+      <w:t>2026-07-21</w:t>
       <w:br/>
       <w:br/>
     </w:r>

--- a/klagomål/S 462-2023 FSC-klagomål.docx
+++ b/klagomål/S 462-2023 FSC-klagomål.docx
@@ -663,7 +663,7 @@
     <w:r>
       <w:tab/>
       <w:tab/>
-      <w:t>2026-07-21</w:t>
+      <w:t>2026-07-22</w:t>
       <w:br/>
       <w:br/>
     </w:r>

--- a/klagomål/S 462-2023 FSC-klagomål.docx
+++ b/klagomål/S 462-2023 FSC-klagomål.docx
@@ -663,7 +663,7 @@
     <w:r>
       <w:tab/>
       <w:tab/>
-      <w:t>2026-07-22</w:t>
+      <w:t>2026-07-23</w:t>
       <w:br/>
       <w:br/>
     </w:r>

--- a/klagomål/S 462-2023 FSC-klagomål.docx
+++ b/klagomål/S 462-2023 FSC-klagomål.docx
@@ -663,7 +663,7 @@
     <w:r>
       <w:tab/>
       <w:tab/>
-      <w:t>2026-07-23</w:t>
+      <w:t>2026-07-24</w:t>
       <w:br/>
       <w:br/>
     </w:r>

--- a/klagomål/S 462-2023 FSC-klagomål.docx
+++ b/klagomål/S 462-2023 FSC-klagomål.docx
@@ -663,7 +663,7 @@
     <w:r>
       <w:tab/>
       <w:tab/>
-      <w:t>2026-07-24</w:t>
+      <w:t>2026-07-25</w:t>
       <w:br/>
       <w:br/>
     </w:r>

--- a/klagomål/S 462-2023 FSC-klagomål.docx
+++ b/klagomål/S 462-2023 FSC-klagomål.docx
@@ -663,7 +663,7 @@
     <w:r>
       <w:tab/>
       <w:tab/>
-      <w:t>2026-07-25</w:t>
+      <w:t>2026-07-26</w:t>
       <w:br/>
       <w:br/>
     </w:r>

--- a/klagomål/S 462-2023 FSC-klagomål.docx
+++ b/klagomål/S 462-2023 FSC-klagomål.docx
@@ -663,7 +663,7 @@
     <w:r>
       <w:tab/>
       <w:tab/>
-      <w:t>2026-07-26</w:t>
+      <w:t>2026-07-27</w:t>
       <w:br/>
       <w:br/>
     </w:r>

--- a/klagomål/S 462-2023 FSC-klagomål.docx
+++ b/klagomål/S 462-2023 FSC-klagomål.docx
@@ -663,7 +663,7 @@
     <w:r>
       <w:tab/>
       <w:tab/>
-      <w:t>2026-07-27</w:t>
+      <w:t>2026-07-28</w:t>
       <w:br/>
       <w:br/>
     </w:r>

--- a/klagomål/S 462-2023 FSC-klagomål.docx
+++ b/klagomål/S 462-2023 FSC-klagomål.docx
@@ -663,7 +663,7 @@
     <w:r>
       <w:tab/>
       <w:tab/>
-      <w:t>2026-07-28</w:t>
+      <w:t>2026-07-29</w:t>
       <w:br/>
       <w:br/>
     </w:r>

--- a/klagomål/S 462-2023 FSC-klagomål.docx
+++ b/klagomål/S 462-2023 FSC-klagomål.docx
@@ -663,7 +663,7 @@
     <w:r>
       <w:tab/>
       <w:tab/>
-      <w:t>2026-07-29</w:t>
+      <w:t>2026-07-30</w:t>
       <w:br/>
       <w:br/>
     </w:r>

--- a/klagomål/S 462-2023 FSC-klagomål.docx
+++ b/klagomål/S 462-2023 FSC-klagomål.docx
@@ -663,7 +663,7 @@
     <w:r>
       <w:tab/>
       <w:tab/>
-      <w:t>2026-07-30</w:t>
+      <w:t>2026-07-31</w:t>
       <w:br/>
       <w:br/>
     </w:r>

--- a/klagomål/S 462-2023 FSC-klagomål.docx
+++ b/klagomål/S 462-2023 FSC-klagomål.docx
@@ -663,7 +663,7 @@
     <w:r>
       <w:tab/>
       <w:tab/>
-      <w:t>2026-07-31</w:t>
+      <w:t>2026-08-01</w:t>
       <w:br/>
       <w:br/>
     </w:r>

--- a/klagomål/S 462-2023 FSC-klagomål.docx
+++ b/klagomål/S 462-2023 FSC-klagomål.docx
@@ -663,7 +663,7 @@
     <w:r>
       <w:tab/>
       <w:tab/>
-      <w:t>2026-08-01</w:t>
+      <w:t>2026-08-02</w:t>
       <w:br/>
       <w:br/>
     </w:r>

--- a/klagomål/S 462-2023 FSC-klagomål.docx
+++ b/klagomål/S 462-2023 FSC-klagomål.docx
@@ -663,7 +663,7 @@
     <w:r>
       <w:tab/>
       <w:tab/>
-      <w:t>2026-08-02</w:t>
+      <w:t>2026-08-03</w:t>
       <w:br/>
       <w:br/>
     </w:r>

--- a/klagomål/S 462-2023 FSC-klagomål.docx
+++ b/klagomål/S 462-2023 FSC-klagomål.docx
@@ -663,7 +663,7 @@
     <w:r>
       <w:tab/>
       <w:tab/>
-      <w:t>2026-08-03</w:t>
+      <w:t>2026-08-05</w:t>
       <w:br/>
       <w:br/>
     </w:r>

--- a/klagomål/S 462-2023 FSC-klagomål.docx
+++ b/klagomål/S 462-2023 FSC-klagomål.docx
@@ -663,7 +663,7 @@
     <w:r>
       <w:tab/>
       <w:tab/>
-      <w:t>2026-08-05</w:t>
+      <w:t>2026-08-07</w:t>
       <w:br/>
       <w:br/>
     </w:r>

--- a/klagomål/S 462-2023 FSC-klagomål.docx
+++ b/klagomål/S 462-2023 FSC-klagomål.docx
@@ -663,7 +663,7 @@
     <w:r>
       <w:tab/>
       <w:tab/>
-      <w:t>2026-08-07</w:t>
+      <w:t>2026-08-08</w:t>
       <w:br/>
       <w:br/>
     </w:r>

--- a/klagomål/S 462-2023 FSC-klagomål.docx
+++ b/klagomål/S 462-2023 FSC-klagomål.docx
@@ -216,7 +216,7 @@
         <w:spacing w:after="240"/>
       </w:pPr>
       <w:r>
-        <w:t>Figur 1. Fyndplatser för naturvårdsarter inom 13 meter från samrådsanmälan. Markörer utan svart kant är placerade på fyndplatsen. Markörer med svart kant är placerade vid sidan av fyndplatsen har ett svart streck som visar fyndplatsens exakta position. Kartans mittpunktskoordinat är N 6238450, E 439121 i SWEREF 99 TM.</w:t>
+        <w:t>Figur 1. Fyndplatser för naturvårdsarter inom 13 meter från samrådsanmälan. Markörer utan svart kant är placerade på fyndplatsen. Markörer med svart kant är placerade vid sidan av fyndplatsen och har ett svart streck som visar fyndplatsens exakta position. Kartans mittpunktskoordinat är N 6238450, E 439121 i SWEREF 99 TM.</w:t>
       </w:r>
     </w:p>
     <w:p>
@@ -663,7 +663,7 @@
     <w:r>
       <w:tab/>
       <w:tab/>
-      <w:t>2026-08-14</w:t>
+      <w:t>2026-08-15</w:t>
       <w:br/>
       <w:br/>
     </w:r>

--- a/klagomål/S 462-2023 FSC-klagomål.docx
+++ b/klagomål/S 462-2023 FSC-klagomål.docx
@@ -663,7 +663,7 @@
     <w:r>
       <w:tab/>
       <w:tab/>
-      <w:t>2026-08-15</w:t>
+      <w:t>2026-08-16</w:t>
       <w:br/>
       <w:br/>
     </w:r>

--- a/klagomål/S 462-2023 FSC-klagomål.docx
+++ b/klagomål/S 462-2023 FSC-klagomål.docx
@@ -663,7 +663,7 @@
     <w:r>
       <w:tab/>
       <w:tab/>
-      <w:t>2026-08-16</w:t>
+      <w:t>2026-08-17</w:t>
       <w:br/>
       <w:br/>
     </w:r>

--- a/klagomål/S 462-2023 FSC-klagomål.docx
+++ b/klagomål/S 462-2023 FSC-klagomål.docx
@@ -663,7 +663,7 @@
     <w:r>
       <w:tab/>
       <w:tab/>
-      <w:t>2026-08-17</w:t>
+      <w:t>2026-08-18</w:t>
       <w:br/>
       <w:br/>
     </w:r>

--- a/klagomål/S 462-2023 FSC-klagomål.docx
+++ b/klagomål/S 462-2023 FSC-klagomål.docx
@@ -663,7 +663,7 @@
     <w:r>
       <w:tab/>
       <w:tab/>
-      <w:t>2026-08-18</w:t>
+      <w:t>2026-08-19</w:t>
       <w:br/>
       <w:br/>
     </w:r>

--- a/klagomål/S 462-2023 FSC-klagomål.docx
+++ b/klagomål/S 462-2023 FSC-klagomål.docx
@@ -663,7 +663,7 @@
     <w:r>
       <w:tab/>
       <w:tab/>
-      <w:t>2026-08-19</w:t>
+      <w:t>2026-08-20</w:t>
       <w:br/>
       <w:br/>
     </w:r>

--- a/klagomål/S 462-2023 FSC-klagomål.docx
+++ b/klagomål/S 462-2023 FSC-klagomål.docx
@@ -663,7 +663,7 @@
     <w:r>
       <w:tab/>
       <w:tab/>
-      <w:t>2026-08-20</w:t>
+      <w:t>2026-08-21</w:t>
       <w:br/>
       <w:br/>
     </w:r>

--- a/klagomål/S 462-2023 FSC-klagomål.docx
+++ b/klagomål/S 462-2023 FSC-klagomål.docx
@@ -663,7 +663,7 @@
     <w:r>
       <w:tab/>
       <w:tab/>
-      <w:t>2026-08-21</w:t>
+      <w:t>2026-08-22</w:t>
       <w:br/>
       <w:br/>
     </w:r>

--- a/klagomål/S 462-2023 FSC-klagomål.docx
+++ b/klagomål/S 462-2023 FSC-klagomål.docx
@@ -663,7 +663,7 @@
     <w:r>
       <w:tab/>
       <w:tab/>
-      <w:t>2026-08-22</w:t>
+      <w:t>2026-08-23</w:t>
       <w:br/>
       <w:br/>
     </w:r>

--- a/klagomål/S 462-2023 FSC-klagomål.docx
+++ b/klagomål/S 462-2023 FSC-klagomål.docx
@@ -663,7 +663,7 @@
     <w:r>
       <w:tab/>
       <w:tab/>
-      <w:t>2026-08-23</w:t>
+      <w:t>2026-08-24</w:t>
       <w:br/>
       <w:br/>
     </w:r>

--- a/klagomål/S 462-2023 FSC-klagomål.docx
+++ b/klagomål/S 462-2023 FSC-klagomål.docx
@@ -663,7 +663,7 @@
     <w:r>
       <w:tab/>
       <w:tab/>
-      <w:t>2026-08-24</w:t>
+      <w:t>2026-08-25</w:t>
       <w:br/>
       <w:br/>
     </w:r>

--- a/klagomål/S 462-2023 FSC-klagomål.docx
+++ b/klagomål/S 462-2023 FSC-klagomål.docx
@@ -663,7 +663,7 @@
     <w:r>
       <w:tab/>
       <w:tab/>
-      <w:t>2026-08-25</w:t>
+      <w:t>2026-08-26</w:t>
       <w:br/>
       <w:br/>
     </w:r>

--- a/klagomål/S 462-2023 FSC-klagomål.docx
+++ b/klagomål/S 462-2023 FSC-klagomål.docx
@@ -663,7 +663,7 @@
     <w:r>
       <w:tab/>
       <w:tab/>
-      <w:t>2026-08-26</w:t>
+      <w:t>2026-08-27</w:t>
       <w:br/>
       <w:br/>
     </w:r>

--- a/klagomål/S 462-2023 FSC-klagomål.docx
+++ b/klagomål/S 462-2023 FSC-klagomål.docx
@@ -663,7 +663,7 @@
     <w:r>
       <w:tab/>
       <w:tab/>
-      <w:t>2026-08-27</w:t>
+      <w:t>2026-08-28</w:t>
       <w:br/>
       <w:br/>
     </w:r>

--- a/klagomål/S 462-2023 FSC-klagomål.docx
+++ b/klagomål/S 462-2023 FSC-klagomål.docx
@@ -663,7 +663,7 @@
     <w:r>
       <w:tab/>
       <w:tab/>
-      <w:t>2026-08-28</w:t>
+      <w:t>2026-08-29</w:t>
       <w:br/>
       <w:br/>
     </w:r>

--- a/klagomål/S 462-2023 FSC-klagomål.docx
+++ b/klagomål/S 462-2023 FSC-klagomål.docx
@@ -663,7 +663,7 @@
     <w:r>
       <w:tab/>
       <w:tab/>
-      <w:t>2026-08-29</w:t>
+      <w:t>2026-08-31</w:t>
       <w:br/>
       <w:br/>
     </w:r>

--- a/klagomål/S 462-2023 FSC-klagomål.docx
+++ b/klagomål/S 462-2023 FSC-klagomål.docx
@@ -663,7 +663,7 @@
     <w:r>
       <w:tab/>
       <w:tab/>
-      <w:t>2026-08-31</w:t>
+      <w:t>2026-09-01</w:t>
       <w:br/>
       <w:br/>
     </w:r>

--- a/klagomål/S 462-2023 FSC-klagomål.docx
+++ b/klagomål/S 462-2023 FSC-klagomål.docx
@@ -663,7 +663,7 @@
     <w:r>
       <w:tab/>
       <w:tab/>
-      <w:t>2026-09-01</w:t>
+      <w:t>2026-09-02</w:t>
       <w:br/>
       <w:br/>
     </w:r>

--- a/klagomål/S 462-2023 FSC-klagomål.docx
+++ b/klagomål/S 462-2023 FSC-klagomål.docx
@@ -663,7 +663,7 @@
     <w:r>
       <w:tab/>
       <w:tab/>
-      <w:t>2026-09-02</w:t>
+      <w:t>2026-09-03</w:t>
       <w:br/>
       <w:br/>
     </w:r>

--- a/klagomål/S 462-2023 FSC-klagomål.docx
+++ b/klagomål/S 462-2023 FSC-klagomål.docx
@@ -663,7 +663,7 @@
     <w:r>
       <w:tab/>
       <w:tab/>
-      <w:t>2026-09-03</w:t>
+      <w:t>2026-09-04</w:t>
       <w:br/>
       <w:br/>
     </w:r>

--- a/klagomål/S 462-2023 FSC-klagomål.docx
+++ b/klagomål/S 462-2023 FSC-klagomål.docx
@@ -663,7 +663,7 @@
     <w:r>
       <w:tab/>
       <w:tab/>
-      <w:t>2026-09-04</w:t>
+      <w:t>2026-09-05</w:t>
       <w:br/>
       <w:br/>
     </w:r>

--- a/klagomål/S 462-2023 FSC-klagomål.docx
+++ b/klagomål/S 462-2023 FSC-klagomål.docx
@@ -178,7 +178,7 @@
       <w:r>
         <w:drawing>
           <wp:inline xmlns:a="http://schemas.openxmlformats.org/drawingml/2006/main" xmlns:pic="http://schemas.openxmlformats.org/drawingml/2006/picture">
-            <wp:extent cx="3910416" cy="5724000"/>
+            <wp:extent cx="4238907" cy="5724000"/>
             <wp:docPr id="1" name="Picture 1"/>
             <wp:cNvGraphicFramePr>
               <a:graphicFrameLocks noChangeAspect="1"/>
@@ -199,7 +199,7 @@
                   <pic:spPr>
                     <a:xfrm>
                       <a:off x="0" y="0"/>
-                      <a:ext cx="3910416" cy="5724000"/>
+                      <a:ext cx="4238907" cy="5724000"/>
                     </a:xfrm>
                     <a:prstGeom prst="rect"/>
                   </pic:spPr>
@@ -221,7 +221,7 @@
     </w:p>
     <w:p>
       <w:r>
-        <w:t>Inom 13 meter från samrådsanmälan finns fynd av 3 naturvårdsarter, varav 2 är fridlysta och 1 är signalart (S): brandticka (S), vanlig groda (§6) och vanlig padda (§6). Se Figur 1.</w:t>
+        <w:t>Inom 13 meter från samrådsanmälan finns fynd av 4 naturvårdsarter, varav 1 är rödlistad, 2 är fridlysta, 1 är typisk (T) och 1 är signalart (S): kandelabersvamp (NT, T), brandticka (S), vanlig groda (§6) och vanlig padda (§6). Se Figur 1.</w:t>
       </w:r>
     </w:p>
     <w:p>
@@ -245,6 +245,26 @@
     <w:p>
       <w:r>
         <w:t>Nedan följer beskrivningar av de naturvårdsarter och fridlysta arter som har sina livsmiljöer och växtplatser i den samrådsanmälda skogen. De påträffade naturvårdsarterna är ett tydligt kvitto på att det rör sig om en skog med höga naturvärden.</w:t>
+      </w:r>
+    </w:p>
+    <w:p>
+      <w:r>
+        <w:rPr>
+          <w:b/>
+        </w:rPr>
+        <w:t>Kandelabersvamp (NT)</w:t>
+      </w:r>
+      <w:r>
+        <w:t xml:space="preserve"> är en mycket bra signalart på skyddsvärda skogsbestånd i hela sitt utbredningsområde. Svampen indikerar sena aspsuccessioner inom områden med konstant hög luftfuktighet. Kandelabersvamp är typisk art för </w:t>
+      </w:r>
+      <w:r>
+        <w:rPr>
+          <w:i/>
+        </w:rPr>
+        <w:t xml:space="preserve">9010 Taiga </w:t>
+      </w:r>
+      <w:r>
+        <w:t>(Nitare &amp; Skogsstyrelsen, 2019; SLU Artdatabanken, 2025).</w:t>
       </w:r>
     </w:p>
     <w:p>
@@ -348,7 +368,7 @@
         <w:rPr>
           <w:i/>
         </w:rPr>
-        <w:t>I det samrådsanmälda skogsområdet har 3 naturvårdsarter varav 0 rödlistade arter sina livsmiljöer och växtplatser.</w:t>
+        <w:t>I det samrådsanmälda skogsområdet har 4 naturvårdsarter varav 1 rödlistade arter sina livsmiljöer och växtplatser.</w:t>
       </w:r>
     </w:p>
     <w:p>
@@ -663,7 +683,7 @@
     <w:r>
       <w:tab/>
       <w:tab/>
-      <w:t>2026-09-05</w:t>
+      <w:t>2026-09-06</w:t>
       <w:br/>
       <w:br/>
     </w:r>

--- a/klagomål/S 462-2023 FSC-klagomål.docx
+++ b/klagomål/S 462-2023 FSC-klagomål.docx
@@ -683,7 +683,7 @@
     <w:r>
       <w:tab/>
       <w:tab/>
-      <w:t>2026-09-06</w:t>
+      <w:t>2026-09-07</w:t>
       <w:br/>
       <w:br/>
     </w:r>

--- a/klagomål/S 462-2023 FSC-klagomål.docx
+++ b/klagomål/S 462-2023 FSC-klagomål.docx
@@ -683,7 +683,7 @@
     <w:r>
       <w:tab/>
       <w:tab/>
-      <w:t>2026-09-07</w:t>
+      <w:t>2026-09-08</w:t>
       <w:br/>
       <w:br/>
     </w:r>

--- a/klagomål/S 462-2023 FSC-klagomål.docx
+++ b/klagomål/S 462-2023 FSC-klagomål.docx
@@ -683,7 +683,7 @@
     <w:r>
       <w:tab/>
       <w:tab/>
-      <w:t>2026-09-08</w:t>
+      <w:t>2026-09-09</w:t>
       <w:br/>
       <w:br/>
     </w:r>

--- a/klagomål/S 462-2023 FSC-klagomål.docx
+++ b/klagomål/S 462-2023 FSC-klagomål.docx
@@ -683,7 +683,7 @@
     <w:r>
       <w:tab/>
       <w:tab/>
-      <w:t>2026-09-09</w:t>
+      <w:t>2026-09-10</w:t>
       <w:br/>
       <w:br/>
     </w:r>

--- a/klagomål/S 462-2023 FSC-klagomål.docx
+++ b/klagomål/S 462-2023 FSC-klagomål.docx
@@ -683,7 +683,7 @@
     <w:r>
       <w:tab/>
       <w:tab/>
-      <w:t>2026-09-10</w:t>
+      <w:t>2026-09-11</w:t>
       <w:br/>
       <w:br/>
     </w:r>

--- a/klagomål/S 462-2023 FSC-klagomål.docx
+++ b/klagomål/S 462-2023 FSC-klagomål.docx
@@ -683,7 +683,7 @@
     <w:r>
       <w:tab/>
       <w:tab/>
-      <w:t>2026-09-11</w:t>
+      <w:t>2026-09-12</w:t>
       <w:br/>
       <w:br/>
     </w:r>

--- a/klagomål/S 462-2023 FSC-klagomål.docx
+++ b/klagomål/S 462-2023 FSC-klagomål.docx
@@ -683,7 +683,7 @@
     <w:r>
       <w:tab/>
       <w:tab/>
-      <w:t>2026-09-12</w:t>
+      <w:t>2026-09-13</w:t>
       <w:br/>
       <w:br/>
     </w:r>
